--- a/src/main/resources/templates/ThongBao.docx
+++ b/src/main/resources/templates/ThongBao.docx
@@ -12,6 +12,8 @@
           <w:sz w:val="24"/>
         </w:rPr>
       </w:pPr>
+      <w:bookmarkStart w:id="0" w:name="_GoBack"/>
+      <w:bookmarkEnd w:id="0"/>
       <w:r>
         <w:rPr>
           <w:rFonts w:ascii="Times New Roman" w:hAnsi="Times New Roman"/>
@@ -635,12 +637,10 @@
         </w:rPr>
         <w:t xml:space="preserve">            - Lưu hồ sơ thế chấp</w:t>
       </w:r>
-      <w:bookmarkStart w:id="0" w:name="_GoBack"/>
-      <w:bookmarkEnd w:id="0"/>
     </w:p>
     <w:sectPr>
       <w:pgSz w:w="11906" w:h="16838" w:code="9"/>
-      <w:pgMar w:top="1134" w:right="1134" w:bottom="1134" w:left="1701" w:header="720" w:footer="720" w:gutter="0"/>
+      <w:pgMar w:top="567" w:right="851" w:bottom="1134" w:left="851" w:header="720" w:footer="720" w:gutter="0"/>
       <w:cols w:space="720"/>
       <w:docGrid w:linePitch="360"/>
     </w:sectPr>
@@ -1560,7 +1560,7 @@
 </file>
 
 <file path=customXml/itemProps1.xml><?xml version="1.0" encoding="utf-8"?>
-<ds:datastoreItem xmlns:ds="http://schemas.openxmlformats.org/officeDocument/2006/customXml" ds:itemID="{4E793723-64E7-4339-ACA2-F7CDBA853551}">
+<ds:datastoreItem xmlns:ds="http://schemas.openxmlformats.org/officeDocument/2006/customXml" ds:itemID="{C2292C79-92E8-4632-8058-97CCEB3EA037}">
   <ds:schemaRefs>
     <ds:schemaRef ds:uri="http://schemas.openxmlformats.org/officeDocument/2006/bibliography"/>
   </ds:schemaRefs>

--- a/src/main/resources/templates/ThongBao.docx
+++ b/src/main/resources/templates/ThongBao.docx
@@ -12,8 +12,6 @@
           <w:sz w:val="24"/>
         </w:rPr>
       </w:pPr>
-      <w:bookmarkStart w:id="0" w:name="_GoBack"/>
-      <w:bookmarkEnd w:id="0"/>
       <w:r>
         <w:rPr>
           <w:rFonts w:ascii="Times New Roman" w:hAnsi="Times New Roman"/>
@@ -123,7 +121,24 @@
           <w:b/>
           <w:sz w:val="24"/>
         </w:rPr>
-        <w:t xml:space="preserve">                                                               </w:t>
+        <w:t xml:space="preserve">                                                              </w:t>
+      </w:r>
+      <w:r>
+        <w:rPr>
+          <w:rFonts w:ascii="Times New Roman" w:hAnsi="Times New Roman"/>
+          <w:sz w:val="24"/>
+        </w:rPr>
+        <w:t>{{phuong}},</w:t>
+      </w:r>
+      <w:bookmarkStart w:id="0" w:name="_GoBack"/>
+      <w:bookmarkEnd w:id="0"/>
+      <w:r>
+        <w:rPr>
+          <w:rFonts w:ascii="Times New Roman" w:hAnsi="Times New Roman"/>
+          <w:b/>
+          <w:sz w:val="24"/>
+        </w:rPr>
+        <w:t xml:space="preserve"> </w:t>
       </w:r>
       <w:r>
         <w:rPr>
@@ -194,7 +209,15 @@
           <w:b/>
           <w:sz w:val="24"/>
         </w:rPr>
-        <w:t>{{kh}}</w:t>
+        <w:t>{{khbd}}</w:t>
+      </w:r>
+      <w:r>
+        <w:rPr>
+          <w:rFonts w:ascii="Times New Roman" w:hAnsi="Times New Roman"/>
+          <w:b/>
+          <w:sz w:val="24"/>
+        </w:rPr>
+        <w:t xml:space="preserve"> {{ntbd}}</w:t>
       </w:r>
     </w:p>
     <w:p>
@@ -1560,7 +1583,7 @@
 </file>
 
 <file path=customXml/itemProps1.xml><?xml version="1.0" encoding="utf-8"?>
-<ds:datastoreItem xmlns:ds="http://schemas.openxmlformats.org/officeDocument/2006/customXml" ds:itemID="{C2292C79-92E8-4632-8058-97CCEB3EA037}">
+<ds:datastoreItem xmlns:ds="http://schemas.openxmlformats.org/officeDocument/2006/customXml" ds:itemID="{A13AEC6E-2660-4E70-BEE6-BEC4C36E9186}">
   <ds:schemaRefs>
     <ds:schemaRef ds:uri="http://schemas.openxmlformats.org/officeDocument/2006/bibliography"/>
   </ds:schemaRefs>

--- a/src/main/resources/templates/ThongBao.docx
+++ b/src/main/resources/templates/ThongBao.docx
@@ -130,95 +130,95 @@
         </w:rPr>
         <w:t>{{phuong}},</w:t>
       </w:r>
+      <w:r>
+        <w:rPr>
+          <w:rFonts w:ascii="Times New Roman" w:hAnsi="Times New Roman"/>
+          <w:b/>
+          <w:sz w:val="24"/>
+        </w:rPr>
+        <w:t xml:space="preserve"> </w:t>
+      </w:r>
+      <w:r>
+        <w:rPr>
+          <w:rFonts w:ascii="Times New Roman" w:hAnsi="Times New Roman"/>
+          <w:sz w:val="24"/>
+        </w:rPr>
+        <w:t>Ngày {{day}} tháng {{month}} năm {{year}}</w:t>
+      </w:r>
+    </w:p>
+    <w:p>
+      <w:pPr>
+        <w:spacing w:line="240" w:lineRule="auto"/>
+        <w:jc w:val="center"/>
+        <w:rPr>
+          <w:rFonts w:ascii="Times New Roman" w:hAnsi="Times New Roman"/>
+          <w:b/>
+          <w:sz w:val="24"/>
+        </w:rPr>
+      </w:pPr>
+      <w:r>
+        <w:rPr>
+          <w:rFonts w:ascii="Times New Roman" w:hAnsi="Times New Roman"/>
+          <w:b/>
+          <w:sz w:val="24"/>
+        </w:rPr>
+        <w:t>THÔNG BÁO</w:t>
+      </w:r>
+    </w:p>
+    <w:p>
+      <w:pPr>
+        <w:spacing w:line="240" w:lineRule="auto"/>
+        <w:jc w:val="center"/>
+        <w:rPr>
+          <w:rFonts w:ascii="Times New Roman" w:hAnsi="Times New Roman"/>
+          <w:i/>
+          <w:sz w:val="24"/>
+        </w:rPr>
+      </w:pPr>
+      <w:r>
+        <w:rPr>
+          <w:rFonts w:ascii="Times New Roman" w:hAnsi="Times New Roman"/>
+          <w:i/>
+          <w:sz w:val="24"/>
+        </w:rPr>
+        <w:t>(V/v: Tài sản đang dùng làm bảo đảm tiền vay)</w:t>
+      </w:r>
+    </w:p>
+    <w:p>
+      <w:pPr>
+        <w:spacing w:line="240" w:lineRule="auto"/>
+        <w:rPr>
+          <w:rFonts w:ascii="Times New Roman" w:hAnsi="Times New Roman"/>
+          <w:b/>
+          <w:sz w:val="24"/>
+        </w:rPr>
+      </w:pPr>
+      <w:r>
+        <w:rPr>
+          <w:rFonts w:ascii="Times New Roman" w:hAnsi="Times New Roman"/>
+          <w:sz w:val="24"/>
+        </w:rPr>
+        <w:tab/>
+        <w:t xml:space="preserve">Kính gửi: Ông(Bà)                  </w:t>
+      </w:r>
+      <w:r>
+        <w:rPr>
+          <w:rFonts w:ascii="Times New Roman" w:hAnsi="Times New Roman"/>
+          <w:b/>
+          <w:sz w:val="24"/>
+        </w:rPr>
+        <w:t>{{khbd}}</w:t>
+      </w:r>
+      <w:r>
+        <w:rPr>
+          <w:rFonts w:ascii="Times New Roman" w:hAnsi="Times New Roman"/>
+          <w:b/>
+          <w:sz w:val="24"/>
+        </w:rPr>
+        <w:t xml:space="preserve"> {{ntbdTB}}</w:t>
+      </w:r>
       <w:bookmarkStart w:id="0" w:name="_GoBack"/>
       <w:bookmarkEnd w:id="0"/>
-      <w:r>
-        <w:rPr>
-          <w:rFonts w:ascii="Times New Roman" w:hAnsi="Times New Roman"/>
-          <w:b/>
-          <w:sz w:val="24"/>
-        </w:rPr>
-        <w:t xml:space="preserve"> </w:t>
-      </w:r>
-      <w:r>
-        <w:rPr>
-          <w:rFonts w:ascii="Times New Roman" w:hAnsi="Times New Roman"/>
-          <w:sz w:val="24"/>
-        </w:rPr>
-        <w:t>Ngày {{day}} tháng {{month}} năm {{year}}</w:t>
-      </w:r>
-    </w:p>
-    <w:p>
-      <w:pPr>
-        <w:spacing w:line="240" w:lineRule="auto"/>
-        <w:jc w:val="center"/>
-        <w:rPr>
-          <w:rFonts w:ascii="Times New Roman" w:hAnsi="Times New Roman"/>
-          <w:b/>
-          <w:sz w:val="24"/>
-        </w:rPr>
-      </w:pPr>
-      <w:r>
-        <w:rPr>
-          <w:rFonts w:ascii="Times New Roman" w:hAnsi="Times New Roman"/>
-          <w:b/>
-          <w:sz w:val="24"/>
-        </w:rPr>
-        <w:t>THÔNG BÁO</w:t>
-      </w:r>
-    </w:p>
-    <w:p>
-      <w:pPr>
-        <w:spacing w:line="240" w:lineRule="auto"/>
-        <w:jc w:val="center"/>
-        <w:rPr>
-          <w:rFonts w:ascii="Times New Roman" w:hAnsi="Times New Roman"/>
-          <w:i/>
-          <w:sz w:val="24"/>
-        </w:rPr>
-      </w:pPr>
-      <w:r>
-        <w:rPr>
-          <w:rFonts w:ascii="Times New Roman" w:hAnsi="Times New Roman"/>
-          <w:i/>
-          <w:sz w:val="24"/>
-        </w:rPr>
-        <w:t>(V/v: Tài sản đang dùng làm bảo đảm tiền vay)</w:t>
-      </w:r>
-    </w:p>
-    <w:p>
-      <w:pPr>
-        <w:spacing w:line="240" w:lineRule="auto"/>
-        <w:rPr>
-          <w:rFonts w:ascii="Times New Roman" w:hAnsi="Times New Roman"/>
-          <w:b/>
-          <w:sz w:val="24"/>
-        </w:rPr>
-      </w:pPr>
-      <w:r>
-        <w:rPr>
-          <w:rFonts w:ascii="Times New Roman" w:hAnsi="Times New Roman"/>
-          <w:sz w:val="24"/>
-        </w:rPr>
-        <w:tab/>
-        <w:t xml:space="preserve">Kính gửi: Ông(Bà)                  </w:t>
-      </w:r>
-      <w:r>
-        <w:rPr>
-          <w:rFonts w:ascii="Times New Roman" w:hAnsi="Times New Roman"/>
-          <w:b/>
-          <w:sz w:val="24"/>
-        </w:rPr>
-        <w:t>{{khbd}}</w:t>
-      </w:r>
-      <w:r>
-        <w:rPr>
-          <w:rFonts w:ascii="Times New Roman" w:hAnsi="Times New Roman"/>
-          <w:b/>
-          <w:sz w:val="24"/>
-        </w:rPr>
-        <w:t xml:space="preserve"> {{ntbd}}</w:t>
-      </w:r>
     </w:p>
     <w:p>
       <w:pPr>
@@ -1583,7 +1583,7 @@
 </file>
 
 <file path=customXml/itemProps1.xml><?xml version="1.0" encoding="utf-8"?>
-<ds:datastoreItem xmlns:ds="http://schemas.openxmlformats.org/officeDocument/2006/customXml" ds:itemID="{A13AEC6E-2660-4E70-BEE6-BEC4C36E9186}">
+<ds:datastoreItem xmlns:ds="http://schemas.openxmlformats.org/officeDocument/2006/customXml" ds:itemID="{C7EAF28B-4B8B-49DE-BDC5-70B137AD55C1}">
   <ds:schemaRefs>
     <ds:schemaRef ds:uri="http://schemas.openxmlformats.org/officeDocument/2006/bibliography"/>
   </ds:schemaRefs>

--- a/src/main/resources/templates/ThongBao.docx
+++ b/src/main/resources/templates/ThongBao.docx
@@ -215,44 +215,67 @@
           <w:b/>
           <w:sz w:val="24"/>
         </w:rPr>
-        <w:t xml:space="preserve"> {{ntbdTB}}</w:t>
+        <w:t xml:space="preserve"> </w:t>
+      </w:r>
+      <w:r>
+        <w:rPr>
+          <w:rFonts w:ascii="Times New Roman" w:hAnsi="Times New Roman"/>
+          <w:sz w:val="24"/>
+        </w:rPr>
+        <w:t>và</w:t>
+      </w:r>
+      <w:r>
+        <w:rPr>
+          <w:rFonts w:ascii="Times New Roman" w:hAnsi="Times New Roman"/>
+          <w:b/>
+          <w:sz w:val="24"/>
+        </w:rPr>
+        <w:t xml:space="preserve"> </w:t>
+      </w:r>
+      <w:r>
+        <w:rPr>
+          <w:rFonts w:ascii="Times New Roman" w:hAnsi="Times New Roman"/>
+          <w:b/>
+          <w:sz w:val="24"/>
+        </w:rPr>
+        <w:t>{{ntbdTB}}</w:t>
+      </w:r>
+    </w:p>
+    <w:p>
+      <w:pPr>
+        <w:spacing w:line="240" w:lineRule="auto"/>
+        <w:rPr>
+          <w:rFonts w:ascii="Times New Roman" w:hAnsi="Times New Roman"/>
+          <w:sz w:val="24"/>
+        </w:rPr>
+      </w:pPr>
+      <w:r>
+        <w:rPr>
+          <w:rFonts w:ascii="Times New Roman" w:hAnsi="Times New Roman"/>
+          <w:sz w:val="24"/>
+        </w:rPr>
+        <w:tab/>
+        <w:t>Quỹ tín dụng nhân dân Thái Học, trân trọng thông báo để quý khách hàng được biết và hợp tác, giúp đỡ chúng tôi trong việc quản lý:</w:t>
+      </w:r>
+    </w:p>
+    <w:p>
+      <w:pPr>
+        <w:spacing w:line="240" w:lineRule="auto"/>
+        <w:ind w:firstLine="720"/>
+        <w:rPr>
+          <w:rFonts w:ascii="Times New Roman" w:hAnsi="Times New Roman"/>
+          <w:sz w:val="24"/>
+        </w:rPr>
+      </w:pPr>
+      <w:r>
+        <w:rPr>
+          <w:rFonts w:ascii="Times New Roman" w:hAnsi="Times New Roman"/>
+          <w:sz w:val="24"/>
+        </w:rPr>
+        <w:t>1. Tài sản đảm bảo dưới đây (tại mục 1 này) đang được dùng làm bảo đảm tiền vay tại quỹ tín dụng Thái Học, được gọi là Tài sản thế chấp (viết tắt là “TSTC”).</w:t>
       </w:r>
       <w:bookmarkStart w:id="0" w:name="_GoBack"/>
       <w:bookmarkEnd w:id="0"/>
-    </w:p>
-    <w:p>
-      <w:pPr>
-        <w:spacing w:line="240" w:lineRule="auto"/>
-        <w:rPr>
-          <w:rFonts w:ascii="Times New Roman" w:hAnsi="Times New Roman"/>
-          <w:sz w:val="24"/>
-        </w:rPr>
-      </w:pPr>
-      <w:r>
-        <w:rPr>
-          <w:rFonts w:ascii="Times New Roman" w:hAnsi="Times New Roman"/>
-          <w:sz w:val="24"/>
-        </w:rPr>
-        <w:tab/>
-        <w:t>Quỹ tín dụng nhân dân Thái Học, trân trọng thông báo để quý khách hàng được biết và hợp tác, giúp đỡ chúng tôi trong việc quản lý:</w:t>
-      </w:r>
-    </w:p>
-    <w:p>
-      <w:pPr>
-        <w:spacing w:line="240" w:lineRule="auto"/>
-        <w:ind w:firstLine="720"/>
-        <w:rPr>
-          <w:rFonts w:ascii="Times New Roman" w:hAnsi="Times New Roman"/>
-          <w:sz w:val="24"/>
-        </w:rPr>
-      </w:pPr>
-      <w:r>
-        <w:rPr>
-          <w:rFonts w:ascii="Times New Roman" w:hAnsi="Times New Roman"/>
-          <w:sz w:val="24"/>
-        </w:rPr>
-        <w:t>1. Tài sản đảm bảo dưới đây (tại mục 1 này) đang được dùng làm bảo đảm tiền vay tại quỹ tín dụng Thái Học, được gọi là Tài sản thế chấp (viết tắt là “TSTC”).</w:t>
-      </w:r>
     </w:p>
     <w:p>
       <w:pPr>
@@ -1583,7 +1606,7 @@
 </file>
 
 <file path=customXml/itemProps1.xml><?xml version="1.0" encoding="utf-8"?>
-<ds:datastoreItem xmlns:ds="http://schemas.openxmlformats.org/officeDocument/2006/customXml" ds:itemID="{C7EAF28B-4B8B-49DE-BDC5-70B137AD55C1}">
+<ds:datastoreItem xmlns:ds="http://schemas.openxmlformats.org/officeDocument/2006/customXml" ds:itemID="{164795BB-8D37-4BAB-B0D9-D53E70EC838D}">
   <ds:schemaRefs>
     <ds:schemaRef ds:uri="http://schemas.openxmlformats.org/officeDocument/2006/bibliography"/>
   </ds:schemaRefs>

--- a/src/main/resources/templates/ThongBao.docx
+++ b/src/main/resources/templates/ThongBao.docx
@@ -4,31 +4,32 @@
   <w:body>
     <w:p>
       <w:pPr>
-        <w:spacing w:line="240" w:lineRule="auto"/>
+        <w:spacing w:after="0" w:line="288" w:lineRule="auto"/>
         <w:jc w:val="center"/>
         <w:rPr>
           <w:rFonts w:ascii="Times New Roman" w:hAnsi="Times New Roman"/>
           <w:b/>
-          <w:sz w:val="24"/>
-        </w:rPr>
-      </w:pPr>
-      <w:r>
-        <w:rPr>
-          <w:rFonts w:ascii="Times New Roman" w:hAnsi="Times New Roman"/>
-          <w:b/>
-          <w:sz w:val="24"/>
+          <w:sz w:val="26"/>
+        </w:rPr>
+      </w:pPr>
+      <w:bookmarkStart w:id="0" w:name="_GoBack"/>
+      <w:r>
+        <w:rPr>
+          <w:rFonts w:ascii="Times New Roman" w:hAnsi="Times New Roman"/>
+          <w:b/>
+          <w:sz w:val="26"/>
         </w:rPr>
         <w:t>CỘNG HÒA XÃ HỘI CHỦ NGHĨA VIỆT NAM</w:t>
       </w:r>
     </w:p>
     <w:p>
       <w:pPr>
-        <w:spacing w:line="240" w:lineRule="auto"/>
+        <w:spacing w:after="0" w:line="288" w:lineRule="auto"/>
         <w:jc w:val="center"/>
         <w:rPr>
           <w:rFonts w:ascii="Times New Roman" w:hAnsi="Times New Roman"/>
           <w:b/>
-          <w:sz w:val="24"/>
+          <w:sz w:val="26"/>
         </w:rPr>
       </w:pPr>
       <w:r>
@@ -36,12 +37,12 @@
           <w:rFonts w:ascii="Times New Roman" w:hAnsi="Times New Roman"/>
           <w:b/>
           <w:noProof/>
-          <w:sz w:val="24"/>
+          <w:sz w:val="26"/>
         </w:rPr>
         <mc:AlternateContent>
           <mc:Choice Requires="wps">
             <w:drawing>
-              <wp:anchor distT="0" distB="0" distL="114300" distR="114300" simplePos="0" relativeHeight="251659264" behindDoc="0" locked="0" layoutInCell="1" allowOverlap="1">
+              <wp:anchor distT="0" distB="0" distL="114300" distR="114300" simplePos="0" relativeHeight="251659264" behindDoc="0" locked="0" layoutInCell="1" allowOverlap="1" wp14:anchorId="06C786AA" wp14:editId="2F85D4A4">
                 <wp:simplePos x="0" y="0"/>
                 <wp:positionH relativeFrom="margin">
                   <wp:align>center</wp:align>
@@ -101,32 +102,32 @@
         <w:rPr>
           <w:rFonts w:ascii="Times New Roman" w:hAnsi="Times New Roman"/>
           <w:b/>
-          <w:sz w:val="24"/>
+          <w:sz w:val="26"/>
         </w:rPr>
         <w:t>Độc lập – Tự do – Hạnh phúc</w:t>
       </w:r>
     </w:p>
     <w:p>
       <w:pPr>
-        <w:spacing w:line="240" w:lineRule="auto"/>
+        <w:spacing w:after="0" w:line="288" w:lineRule="auto"/>
         <w:jc w:val="center"/>
         <w:rPr>
           <w:rFonts w:ascii="Times New Roman" w:hAnsi="Times New Roman"/>
-          <w:sz w:val="24"/>
-        </w:rPr>
-      </w:pPr>
-      <w:r>
-        <w:rPr>
-          <w:rFonts w:ascii="Times New Roman" w:hAnsi="Times New Roman"/>
-          <w:b/>
-          <w:sz w:val="24"/>
+          <w:sz w:val="26"/>
+        </w:rPr>
+      </w:pPr>
+      <w:r>
+        <w:rPr>
+          <w:rFonts w:ascii="Times New Roman" w:hAnsi="Times New Roman"/>
+          <w:b/>
+          <w:sz w:val="26"/>
         </w:rPr>
         <w:t xml:space="preserve">                                                              </w:t>
       </w:r>
       <w:r>
         <w:rPr>
           <w:rFonts w:ascii="Times New Roman" w:hAnsi="Times New Roman"/>
-          <w:sz w:val="24"/>
+          <w:sz w:val="26"/>
         </w:rPr>
         <w:t>{{phuong}},</w:t>
       </w:r>
@@ -134,69 +135,69 @@
         <w:rPr>
           <w:rFonts w:ascii="Times New Roman" w:hAnsi="Times New Roman"/>
           <w:b/>
-          <w:sz w:val="24"/>
+          <w:sz w:val="26"/>
         </w:rPr>
         <w:t xml:space="preserve"> </w:t>
       </w:r>
       <w:r>
         <w:rPr>
           <w:rFonts w:ascii="Times New Roman" w:hAnsi="Times New Roman"/>
-          <w:sz w:val="24"/>
+          <w:sz w:val="26"/>
         </w:rPr>
         <w:t>Ngày {{day}} tháng {{month}} năm {{year}}</w:t>
       </w:r>
     </w:p>
     <w:p>
       <w:pPr>
-        <w:spacing w:line="240" w:lineRule="auto"/>
+        <w:spacing w:after="0" w:line="288" w:lineRule="auto"/>
         <w:jc w:val="center"/>
         <w:rPr>
           <w:rFonts w:ascii="Times New Roman" w:hAnsi="Times New Roman"/>
           <w:b/>
-          <w:sz w:val="24"/>
-        </w:rPr>
-      </w:pPr>
-      <w:r>
-        <w:rPr>
-          <w:rFonts w:ascii="Times New Roman" w:hAnsi="Times New Roman"/>
-          <w:b/>
-          <w:sz w:val="24"/>
+          <w:sz w:val="26"/>
+        </w:rPr>
+      </w:pPr>
+      <w:r>
+        <w:rPr>
+          <w:rFonts w:ascii="Times New Roman" w:hAnsi="Times New Roman"/>
+          <w:b/>
+          <w:sz w:val="26"/>
         </w:rPr>
         <w:t>THÔNG BÁO</w:t>
       </w:r>
     </w:p>
     <w:p>
       <w:pPr>
-        <w:spacing w:line="240" w:lineRule="auto"/>
+        <w:spacing w:after="0" w:line="288" w:lineRule="auto"/>
         <w:jc w:val="center"/>
         <w:rPr>
           <w:rFonts w:ascii="Times New Roman" w:hAnsi="Times New Roman"/>
           <w:i/>
-          <w:sz w:val="24"/>
+          <w:sz w:val="26"/>
         </w:rPr>
       </w:pPr>
       <w:r>
         <w:rPr>
           <w:rFonts w:ascii="Times New Roman" w:hAnsi="Times New Roman"/>
           <w:i/>
-          <w:sz w:val="24"/>
+          <w:sz w:val="26"/>
         </w:rPr>
         <w:t>(V/v: Tài sản đang dùng làm bảo đảm tiền vay)</w:t>
       </w:r>
     </w:p>
     <w:p>
       <w:pPr>
-        <w:spacing w:line="240" w:lineRule="auto"/>
-        <w:rPr>
-          <w:rFonts w:ascii="Times New Roman" w:hAnsi="Times New Roman"/>
-          <w:b/>
-          <w:sz w:val="24"/>
-        </w:rPr>
-      </w:pPr>
-      <w:r>
-        <w:rPr>
-          <w:rFonts w:ascii="Times New Roman" w:hAnsi="Times New Roman"/>
-          <w:sz w:val="24"/>
+        <w:spacing w:after="0" w:line="288" w:lineRule="auto"/>
+        <w:rPr>
+          <w:rFonts w:ascii="Times New Roman" w:hAnsi="Times New Roman"/>
+          <w:b/>
+          <w:sz w:val="26"/>
+        </w:rPr>
+      </w:pPr>
+      <w:r>
+        <w:rPr>
+          <w:rFonts w:ascii="Times New Roman" w:hAnsi="Times New Roman"/>
+          <w:sz w:val="26"/>
         </w:rPr>
         <w:tab/>
         <w:t xml:space="preserve">Kính gửi: Ông(Bà)                  </w:t>
@@ -205,7 +206,7 @@
         <w:rPr>
           <w:rFonts w:ascii="Times New Roman" w:hAnsi="Times New Roman"/>
           <w:b/>
-          <w:sz w:val="24"/>
+          <w:sz w:val="26"/>
         </w:rPr>
         <w:t>{{khbd}}</w:t>
       </w:r>
@@ -213,14 +214,14 @@
         <w:rPr>
           <w:rFonts w:ascii="Times New Roman" w:hAnsi="Times New Roman"/>
           <w:b/>
-          <w:sz w:val="24"/>
+          <w:sz w:val="26"/>
         </w:rPr>
         <w:t xml:space="preserve"> </w:t>
       </w:r>
       <w:r>
         <w:rPr>
           <w:rFonts w:ascii="Times New Roman" w:hAnsi="Times New Roman"/>
-          <w:sz w:val="24"/>
+          <w:sz w:val="26"/>
         </w:rPr>
         <w:t>và</w:t>
       </w:r>
@@ -228,7 +229,7 @@
         <w:rPr>
           <w:rFonts w:ascii="Times New Roman" w:hAnsi="Times New Roman"/>
           <w:b/>
-          <w:sz w:val="24"/>
+          <w:sz w:val="26"/>
         </w:rPr>
         <w:t xml:space="preserve"> </w:t>
       </w:r>
@@ -236,23 +237,23 @@
         <w:rPr>
           <w:rFonts w:ascii="Times New Roman" w:hAnsi="Times New Roman"/>
           <w:b/>
-          <w:sz w:val="24"/>
+          <w:sz w:val="26"/>
         </w:rPr>
         <w:t>{{ntbdTB}}</w:t>
       </w:r>
     </w:p>
     <w:p>
       <w:pPr>
-        <w:spacing w:line="240" w:lineRule="auto"/>
-        <w:rPr>
-          <w:rFonts w:ascii="Times New Roman" w:hAnsi="Times New Roman"/>
-          <w:sz w:val="24"/>
-        </w:rPr>
-      </w:pPr>
-      <w:r>
-        <w:rPr>
-          <w:rFonts w:ascii="Times New Roman" w:hAnsi="Times New Roman"/>
-          <w:sz w:val="24"/>
+        <w:spacing w:after="0" w:line="288" w:lineRule="auto"/>
+        <w:rPr>
+          <w:rFonts w:ascii="Times New Roman" w:hAnsi="Times New Roman"/>
+          <w:sz w:val="26"/>
+        </w:rPr>
+      </w:pPr>
+      <w:r>
+        <w:rPr>
+          <w:rFonts w:ascii="Times New Roman" w:hAnsi="Times New Roman"/>
+          <w:sz w:val="26"/>
         </w:rPr>
         <w:tab/>
         <w:t>Quỹ tín dụng nhân dân Thái Học, trân trọng thông báo để quý khách hàng được biết và hợp tác, giúp đỡ chúng tôi trong việc quản lý:</w:t>
@@ -260,433 +261,266 @@
     </w:p>
     <w:p>
       <w:pPr>
-        <w:spacing w:line="240" w:lineRule="auto"/>
+        <w:spacing w:after="0" w:line="288" w:lineRule="auto"/>
+        <w:rPr>
+          <w:rFonts w:ascii="Times New Roman" w:hAnsi="Times New Roman"/>
+          <w:sz w:val="26"/>
+        </w:rPr>
+      </w:pPr>
+      <w:r>
+        <w:rPr>
+          <w:rFonts w:ascii="Times New Roman" w:hAnsi="Times New Roman"/>
+          <w:sz w:val="26"/>
+        </w:rPr>
+        <w:t>1. Tài sản đảm bảo dưới đây (tại mục 1 này) đang được dùng làm bảo đảm tiền vay tại quỹ tín dụng Thái Học, được gọi là Tài sản thế chấp (viết tắt là “TSTC”).</w:t>
+      </w:r>
+    </w:p>
+    <w:p>
+      <w:pPr>
+        <w:spacing w:after="0" w:line="288" w:lineRule="auto"/>
+        <w:rPr>
+          <w:rFonts w:ascii="Times New Roman" w:hAnsi="Times New Roman"/>
+          <w:sz w:val="26"/>
+        </w:rPr>
+      </w:pPr>
+      <w:r>
+        <w:rPr>
+          <w:rFonts w:ascii="Times New Roman" w:hAnsi="Times New Roman"/>
+          <w:sz w:val="26"/>
+        </w:rPr>
+        <w:t>a) Quyền sử dụng đất:</w:t>
+      </w:r>
+    </w:p>
+    <w:p>
+      <w:pPr>
+        <w:spacing w:after="0" w:line="288" w:lineRule="auto"/>
+        <w:rPr>
+          <w:rFonts w:ascii="Times New Roman" w:hAnsi="Times New Roman"/>
+          <w:sz w:val="26"/>
+        </w:rPr>
+      </w:pPr>
+      <w:r>
+        <w:rPr>
+          <w:rFonts w:ascii="Times New Roman" w:hAnsi="Times New Roman"/>
+          <w:sz w:val="26"/>
+        </w:rPr>
+        <w:t>{{taiSanBlockThongBao}}</w:t>
+      </w:r>
+    </w:p>
+    <w:p>
+      <w:pPr>
+        <w:spacing w:after="0" w:line="288" w:lineRule="auto"/>
+        <w:rPr>
+          <w:rFonts w:ascii="Times New Roman" w:hAnsi="Times New Roman"/>
+          <w:sz w:val="26"/>
+        </w:rPr>
+      </w:pPr>
+      <w:r>
+        <w:rPr>
+          <w:rFonts w:ascii="Times New Roman" w:hAnsi="Times New Roman"/>
+          <w:sz w:val="26"/>
+        </w:rPr>
+        <w:t>b) Giấy tờ chứng minh quyền sở hữu, quyển sử dụng và các giấy tờ khác liên quan đến TSTC, gồm có:</w:t>
+      </w:r>
+    </w:p>
+    <w:p>
+      <w:pPr>
+        <w:spacing w:after="0" w:line="288" w:lineRule="auto"/>
+        <w:rPr>
+          <w:rFonts w:ascii="Times New Roman" w:hAnsi="Times New Roman"/>
+          <w:sz w:val="26"/>
+        </w:rPr>
+      </w:pPr>
+      <w:r>
+        <w:rPr>
+          <w:rFonts w:ascii="Times New Roman" w:hAnsi="Times New Roman"/>
+          <w:sz w:val="26"/>
+        </w:rPr>
+        <w:t>{{giayChungNhanBlock}}</w:t>
+      </w:r>
+    </w:p>
+    <w:p>
+      <w:pPr>
+        <w:spacing w:after="0" w:line="288" w:lineRule="auto"/>
+        <w:rPr>
+          <w:rFonts w:ascii="Times New Roman" w:hAnsi="Times New Roman"/>
+          <w:sz w:val="26"/>
+        </w:rPr>
+      </w:pPr>
+      <w:r>
+        <w:rPr>
+          <w:rFonts w:ascii="Times New Roman" w:hAnsi="Times New Roman"/>
+          <w:sz w:val="26"/>
+        </w:rPr>
+        <w:t xml:space="preserve">c) Tài sản gắn liền với đất: </w:t>
+      </w:r>
+    </w:p>
+    <w:p>
+      <w:pPr>
+        <w:spacing w:after="0" w:line="288" w:lineRule="auto"/>
+        <w:rPr>
+          <w:rFonts w:ascii="Times New Roman" w:hAnsi="Times New Roman"/>
+          <w:sz w:val="26"/>
+        </w:rPr>
+      </w:pPr>
+      <w:r>
+        <w:rPr>
+          <w:rFonts w:ascii="Times New Roman" w:hAnsi="Times New Roman"/>
+          <w:sz w:val="26"/>
+        </w:rPr>
+        <w:t>{{nhaOCoDinhShort}}</w:t>
+      </w:r>
+    </w:p>
+    <w:p>
+      <w:pPr>
+        <w:spacing w:after="0" w:line="288" w:lineRule="auto"/>
+        <w:rPr>
+          <w:rFonts w:ascii="Times New Roman" w:hAnsi="Times New Roman"/>
+          <w:sz w:val="26"/>
+        </w:rPr>
+      </w:pPr>
+      <w:r>
+        <w:rPr>
+          <w:rFonts w:ascii="Times New Roman" w:hAnsi="Times New Roman"/>
+          <w:sz w:val="26"/>
+        </w:rPr>
+        <w:t>2. Vì vậy kể từ ngày theo thông báo này đến ngày Quỹ tín dụng Thái Học có Thông báo giải chấp (bằ</w:t>
+      </w:r>
+      <w:r>
+        <w:rPr>
+          <w:rFonts w:ascii="Times New Roman" w:hAnsi="Times New Roman"/>
+          <w:sz w:val="26"/>
+        </w:rPr>
+        <w:t>ng văn bản</w:t>
+      </w:r>
+      <w:r>
+        <w:rPr>
+          <w:rFonts w:ascii="Times New Roman" w:hAnsi="Times New Roman"/>
+          <w:sz w:val="26"/>
+        </w:rPr>
+        <w:t>), thì mọi giao dịch: Bán; cho, tặng; thừa kế; đổi chác; hoặc dùng để làm Bảo đảm cho bất cứ một nghĩa vụ nào khác mà không được sự chấp thuận (bằng văn bản) của quỹ tín dụng Thái Học đều là bất hợp pháp.</w:t>
+      </w:r>
+    </w:p>
+    <w:p>
+      <w:pPr>
+        <w:spacing w:after="0" w:line="288" w:lineRule="auto"/>
         <w:ind w:firstLine="720"/>
         <w:rPr>
           <w:rFonts w:ascii="Times New Roman" w:hAnsi="Times New Roman"/>
-          <w:sz w:val="24"/>
-        </w:rPr>
-      </w:pPr>
-      <w:r>
-        <w:rPr>
-          <w:rFonts w:ascii="Times New Roman" w:hAnsi="Times New Roman"/>
-          <w:sz w:val="24"/>
-        </w:rPr>
-        <w:t>1. Tài sản đảm bảo dưới đây (tại mục 1 này) đang được dùng làm bảo đảm tiền vay tại quỹ tín dụng Thái Học, được gọi là Tài sản thế chấp (viết tắt là “TSTC”).</w:t>
-      </w:r>
-      <w:bookmarkStart w:id="0" w:name="_GoBack"/>
+          <w:b/>
+          <w:i/>
+          <w:sz w:val="26"/>
+        </w:rPr>
+      </w:pPr>
+      <w:r>
+        <w:rPr>
+          <w:rFonts w:ascii="Times New Roman" w:hAnsi="Times New Roman"/>
+          <w:b/>
+          <w:i/>
+          <w:sz w:val="26"/>
+        </w:rPr>
+        <w:t>Xin chân trọng cảm ơn!</w:t>
+      </w:r>
+    </w:p>
+    <w:p>
+      <w:pPr>
+        <w:spacing w:after="0" w:line="288" w:lineRule="auto"/>
+        <w:rPr>
+          <w:rFonts w:ascii="Times New Roman" w:hAnsi="Times New Roman"/>
+          <w:b/>
+          <w:sz w:val="26"/>
+        </w:rPr>
+      </w:pPr>
+      <w:r>
+        <w:rPr>
+          <w:rFonts w:ascii="Times New Roman" w:hAnsi="Times New Roman"/>
+          <w:sz w:val="26"/>
+        </w:rPr>
+        <w:t xml:space="preserve">            </w:t>
+      </w:r>
+      <w:r>
+        <w:rPr>
+          <w:rFonts w:ascii="Times New Roman" w:hAnsi="Times New Roman"/>
+          <w:sz w:val="26"/>
+          <w:u w:val="single"/>
+        </w:rPr>
+        <w:t>Nơi nhận:</w:t>
+      </w:r>
+      <w:r>
+        <w:rPr>
+          <w:rFonts w:ascii="Times New Roman" w:hAnsi="Times New Roman"/>
+          <w:sz w:val="26"/>
+        </w:rPr>
+        <w:t xml:space="preserve">                                                                     </w:t>
+      </w:r>
+      <w:r>
+        <w:rPr>
+          <w:rFonts w:ascii="Times New Roman" w:hAnsi="Times New Roman"/>
+          <w:sz w:val="26"/>
+        </w:rPr>
+        <w:t xml:space="preserve">                        </w:t>
+      </w:r>
+      <w:r>
+        <w:rPr>
+          <w:rFonts w:ascii="Times New Roman" w:hAnsi="Times New Roman"/>
+          <w:b/>
+          <w:sz w:val="26"/>
+        </w:rPr>
+        <w:t>{{nddpl}}</w:t>
+      </w:r>
+    </w:p>
+    <w:p>
+      <w:pPr>
+        <w:spacing w:after="0" w:line="288" w:lineRule="auto"/>
+        <w:rPr>
+          <w:rFonts w:ascii="Times New Roman" w:hAnsi="Times New Roman"/>
+          <w:i/>
+          <w:sz w:val="26"/>
+        </w:rPr>
+      </w:pPr>
+      <w:r>
+        <w:rPr>
+          <w:rFonts w:ascii="Times New Roman" w:hAnsi="Times New Roman"/>
+          <w:sz w:val="26"/>
+        </w:rPr>
+        <w:t xml:space="preserve">            - Như kính gửi (để thực hiện)                              </w:t>
+      </w:r>
+      <w:r>
+        <w:rPr>
+          <w:rFonts w:ascii="Times New Roman" w:hAnsi="Times New Roman"/>
+          <w:sz w:val="26"/>
+        </w:rPr>
+        <w:t xml:space="preserve">                            </w:t>
+      </w:r>
+      <w:r>
+        <w:rPr>
+          <w:rFonts w:ascii="Times New Roman" w:hAnsi="Times New Roman"/>
+          <w:i/>
+          <w:sz w:val="26"/>
+        </w:rPr>
+        <w:t>(Ký tên và đóng dấu)</w:t>
+      </w:r>
+    </w:p>
+    <w:p>
+      <w:pPr>
+        <w:spacing w:after="0" w:line="288" w:lineRule="auto"/>
+        <w:rPr>
+          <w:rFonts w:ascii="Times New Roman" w:hAnsi="Times New Roman"/>
+          <w:sz w:val="26"/>
+        </w:rPr>
+      </w:pPr>
+      <w:r>
+        <w:rPr>
+          <w:rFonts w:ascii="Times New Roman" w:hAnsi="Times New Roman"/>
+          <w:sz w:val="26"/>
+        </w:rPr>
+        <w:t xml:space="preserve">            - Lưu hồ sơ thế chấp</w:t>
+      </w:r>
       <w:bookmarkEnd w:id="0"/>
-    </w:p>
-    <w:p>
-      <w:pPr>
-        <w:spacing w:line="240" w:lineRule="auto"/>
-        <w:ind w:firstLine="720"/>
-        <w:rPr>
-          <w:rFonts w:ascii="Times New Roman" w:hAnsi="Times New Roman"/>
-          <w:sz w:val="24"/>
-        </w:rPr>
-      </w:pPr>
-      <w:r>
-        <w:rPr>
-          <w:rFonts w:ascii="Times New Roman" w:hAnsi="Times New Roman"/>
-          <w:sz w:val="24"/>
-        </w:rPr>
-        <w:t>a) Quyền sử dụng đất:</w:t>
-      </w:r>
-    </w:p>
-    <w:p>
-      <w:pPr>
-        <w:spacing w:line="240" w:lineRule="auto"/>
-        <w:ind w:firstLine="720"/>
-        <w:rPr>
-          <w:rFonts w:ascii="Times New Roman" w:hAnsi="Times New Roman"/>
-          <w:sz w:val="24"/>
-        </w:rPr>
-      </w:pPr>
-      <w:r>
-        <w:rPr>
-          <w:rFonts w:ascii="Times New Roman" w:hAnsi="Times New Roman"/>
-          <w:sz w:val="24"/>
-        </w:rPr>
-        <w:t xml:space="preserve">- Quyền sử dụng đất trên số thửa: </w:t>
-      </w:r>
-      <w:r>
-        <w:rPr>
-          <w:rFonts w:ascii="Times New Roman" w:hAnsi="Times New Roman"/>
-          <w:sz w:val="24"/>
-        </w:rPr>
-        <w:t>{{std}}  Tờ bản đồ: {{sbd}}</w:t>
-      </w:r>
-    </w:p>
-    <w:p>
-      <w:pPr>
-        <w:spacing w:line="240" w:lineRule="auto"/>
-        <w:ind w:firstLine="720"/>
-        <w:rPr>
-          <w:rFonts w:ascii="Times New Roman" w:hAnsi="Times New Roman"/>
-          <w:i/>
-          <w:sz w:val="24"/>
-        </w:rPr>
-      </w:pPr>
-      <w:r>
-        <w:rPr>
-          <w:rFonts w:ascii="Times New Roman" w:hAnsi="Times New Roman"/>
-          <w:sz w:val="24"/>
-        </w:rPr>
-        <w:t>- Diện tích:  {{dt}} m</w:t>
-      </w:r>
-      <w:r>
-        <w:rPr>
-          <w:rFonts w:ascii="Times New Roman" w:hAnsi="Times New Roman"/>
-          <w:sz w:val="24"/>
-          <w:vertAlign w:val="superscript"/>
-        </w:rPr>
-        <w:t>2</w:t>
-      </w:r>
-      <w:r>
-        <w:rPr>
-          <w:rFonts w:ascii="Times New Roman" w:hAnsi="Times New Roman"/>
-          <w:sz w:val="24"/>
-        </w:rPr>
-        <w:t xml:space="preserve"> – </w:t>
-      </w:r>
-      <w:r>
-        <w:rPr>
-          <w:rFonts w:ascii="Times New Roman" w:hAnsi="Times New Roman"/>
-          <w:i/>
-          <w:sz w:val="24"/>
-        </w:rPr>
-        <w:t>(Bằng chữ: {{dtc}} mét vuông).</w:t>
-      </w:r>
-    </w:p>
-    <w:p>
-      <w:pPr>
-        <w:spacing w:line="240" w:lineRule="auto"/>
-        <w:ind w:firstLine="720"/>
-        <w:rPr>
-          <w:rFonts w:ascii="Times New Roman" w:hAnsi="Times New Roman"/>
-          <w:sz w:val="24"/>
-        </w:rPr>
-      </w:pPr>
-      <w:r>
-        <w:rPr>
-          <w:rFonts w:ascii="Times New Roman" w:hAnsi="Times New Roman"/>
-          <w:sz w:val="24"/>
-        </w:rPr>
-        <w:t>Theo giấy chứng nhận quyền sử dụng đất số:  {{seri}}</w:t>
-      </w:r>
-    </w:p>
-    <w:p>
-      <w:pPr>
-        <w:spacing w:line="240" w:lineRule="auto"/>
-        <w:ind w:firstLine="720"/>
-        <w:rPr>
-          <w:rFonts w:ascii="Times New Roman" w:hAnsi="Times New Roman"/>
-          <w:sz w:val="24"/>
-        </w:rPr>
-      </w:pPr>
-      <w:r>
-        <w:rPr>
-          <w:rFonts w:ascii="Times New Roman" w:hAnsi="Times New Roman"/>
-          <w:sz w:val="24"/>
-        </w:rPr>
-        <w:t>Do {{nc}} cấp ngày {{ngc}} vào sổ cấp số: {{vsmt}}</w:t>
-      </w:r>
-    </w:p>
-    <w:p>
-      <w:pPr>
-        <w:spacing w:line="240" w:lineRule="auto"/>
-        <w:ind w:firstLine="720"/>
-        <w:rPr>
-          <w:rFonts w:ascii="Times New Roman" w:hAnsi="Times New Roman"/>
-          <w:sz w:val="24"/>
-        </w:rPr>
-      </w:pPr>
-      <w:r>
-        <w:rPr>
-          <w:rFonts w:ascii="Times New Roman" w:hAnsi="Times New Roman"/>
-          <w:sz w:val="24"/>
-        </w:rPr>
-        <w:t>- Thuộc Quyền sở hữu, sử dụng của Ông (Bà):  {{ndtbd}}.</w:t>
-      </w:r>
-    </w:p>
-    <w:p>
-      <w:pPr>
-        <w:spacing w:line="240" w:lineRule="auto"/>
-        <w:ind w:firstLine="720"/>
-        <w:rPr>
-          <w:rFonts w:ascii="Times New Roman" w:hAnsi="Times New Roman"/>
-          <w:sz w:val="24"/>
-        </w:rPr>
-      </w:pPr>
-      <w:r>
-        <w:rPr>
-          <w:rFonts w:ascii="Times New Roman" w:hAnsi="Times New Roman"/>
-          <w:sz w:val="24"/>
-        </w:rPr>
-        <w:t>- Địa chỉ thửa đất: {{dctd}}.</w:t>
-      </w:r>
-    </w:p>
-    <w:p>
-      <w:pPr>
-        <w:spacing w:line="240" w:lineRule="auto"/>
-        <w:ind w:firstLine="720"/>
-        <w:rPr>
-          <w:rFonts w:ascii="Times New Roman" w:hAnsi="Times New Roman"/>
-          <w:sz w:val="24"/>
-        </w:rPr>
-      </w:pPr>
-      <w:r>
-        <w:rPr>
-          <w:rFonts w:ascii="Times New Roman" w:hAnsi="Times New Roman"/>
-          <w:sz w:val="24"/>
-        </w:rPr>
-        <w:t>{{mdsd}}</w:t>
-      </w:r>
-    </w:p>
-    <w:p>
-      <w:pPr>
-        <w:spacing w:line="240" w:lineRule="auto"/>
-        <w:ind w:firstLine="720"/>
-        <w:rPr>
-          <w:rFonts w:ascii="Times New Roman" w:hAnsi="Times New Roman"/>
-          <w:sz w:val="24"/>
-        </w:rPr>
-      </w:pPr>
-      <w:r>
-        <w:rPr>
-          <w:rFonts w:ascii="Times New Roman" w:hAnsi="Times New Roman"/>
-          <w:sz w:val="24"/>
-        </w:rPr>
-        <w:t>{{ngsd}}</w:t>
-      </w:r>
-    </w:p>
-    <w:p>
-      <w:pPr>
-        <w:spacing w:line="240" w:lineRule="auto"/>
-        <w:ind w:firstLine="720"/>
-        <w:rPr>
-          <w:rFonts w:ascii="Times New Roman" w:hAnsi="Times New Roman"/>
-          <w:sz w:val="24"/>
-        </w:rPr>
-      </w:pPr>
-      <w:r>
-        <w:rPr>
-          <w:rFonts w:ascii="Times New Roman" w:hAnsi="Times New Roman"/>
-          <w:sz w:val="24"/>
-        </w:rPr>
-        <w:t>b) Giấy tờ chứng minh quyền sở hữu, quyển sử dụng và các giấy tờ khác liên quan đến TSTC, gồm có:</w:t>
-      </w:r>
-    </w:p>
-    <w:p>
-      <w:pPr>
-        <w:spacing w:line="240" w:lineRule="auto"/>
-        <w:ind w:firstLine="720"/>
-        <w:rPr>
-          <w:rFonts w:ascii="Times New Roman" w:hAnsi="Times New Roman"/>
-          <w:sz w:val="24"/>
-        </w:rPr>
-      </w:pPr>
-      <w:r>
-        <w:rPr>
-          <w:rFonts w:ascii="Times New Roman" w:hAnsi="Times New Roman"/>
-          <w:sz w:val="24"/>
-        </w:rPr>
-        <w:t>- Giấy chứng nhận quyền sử dụng đất số {{seri}} vào sổ cấp giấy chứng nhận số {{vsmt}} do {{nc}}. Cấp ngày: {{ngc}}</w:t>
-      </w:r>
-    </w:p>
-    <w:p>
-      <w:pPr>
-        <w:spacing w:line="240" w:lineRule="auto"/>
-        <w:ind w:firstLine="720"/>
-        <w:rPr>
-          <w:rFonts w:ascii="Times New Roman" w:hAnsi="Times New Roman"/>
-          <w:sz w:val="24"/>
-        </w:rPr>
-      </w:pPr>
-      <w:r>
-        <w:rPr>
-          <w:rFonts w:ascii="Times New Roman" w:hAnsi="Times New Roman"/>
-          <w:sz w:val="24"/>
-        </w:rPr>
-        <w:t xml:space="preserve">c) Tài sản gắn liền với đất: </w:t>
-      </w:r>
-    </w:p>
-    <w:p>
-      <w:pPr>
-        <w:spacing w:line="240" w:lineRule="auto"/>
-        <w:ind w:firstLine="720"/>
-        <w:rPr>
-          <w:rFonts w:ascii="Times New Roman" w:hAnsi="Times New Roman"/>
-          <w:sz w:val="24"/>
-        </w:rPr>
-      </w:pPr>
-      <w:r>
-        <w:rPr>
-          <w:rFonts w:ascii="Times New Roman" w:hAnsi="Times New Roman"/>
-          <w:sz w:val="24"/>
-        </w:rPr>
-        <w:t>Nhà ở: {{dienTichTS}} m</w:t>
-      </w:r>
-      <w:r>
-        <w:rPr>
-          <w:rFonts w:ascii="Times New Roman" w:hAnsi="Times New Roman"/>
-          <w:sz w:val="24"/>
-          <w:vertAlign w:val="superscript"/>
-        </w:rPr>
-        <w:t>2</w:t>
-      </w:r>
-      <w:r>
-        <w:rPr>
-          <w:rFonts w:ascii="Times New Roman" w:hAnsi="Times New Roman"/>
-          <w:sz w:val="24"/>
-        </w:rPr>
-        <w:t>;   Loại nhà: {{loaiNha}};  Kết cấu: {{ketCauXayDung}};</w:t>
-      </w:r>
-    </w:p>
-    <w:p>
-      <w:pPr>
-        <w:spacing w:line="240" w:lineRule="auto"/>
-        <w:ind w:firstLine="720"/>
-        <w:rPr>
-          <w:rFonts w:ascii="Times New Roman" w:hAnsi="Times New Roman"/>
-          <w:sz w:val="24"/>
-        </w:rPr>
-      </w:pPr>
-      <w:r>
-        <w:rPr>
-          <w:rFonts w:ascii="Times New Roman" w:hAnsi="Times New Roman"/>
-          <w:sz w:val="24"/>
-        </w:rPr>
-        <w:t>2. Vì vậy kể từ ngày theo thông báo này đến ngày Quỹ tín dụng Thái Học có Thông báo giải chấp (bằng văn bàn), thì mọi giao dịch: Bán; cho, tặng; thừa kế; đổi chác; hoặc dùng để làm Bảo đảm cho bất cứ một nghĩa vụ nào khác mà không được sự chấp thuận (bằng văn bản) của quỹ tín dụng Thái Học đều là bất hợp pháp.</w:t>
-      </w:r>
-    </w:p>
-    <w:p>
-      <w:pPr>
-        <w:spacing w:line="240" w:lineRule="auto"/>
-        <w:ind w:firstLine="720"/>
-        <w:rPr>
-          <w:rFonts w:ascii="Times New Roman" w:hAnsi="Times New Roman"/>
-          <w:b/>
-          <w:i/>
-          <w:sz w:val="24"/>
-        </w:rPr>
-      </w:pPr>
-      <w:r>
-        <w:rPr>
-          <w:rFonts w:ascii="Times New Roman" w:hAnsi="Times New Roman"/>
-          <w:b/>
-          <w:i/>
-          <w:sz w:val="24"/>
-        </w:rPr>
-        <w:t>Xin chân trọng cảm ơn!</w:t>
-      </w:r>
-    </w:p>
-    <w:p>
-      <w:pPr>
-        <w:spacing w:line="240" w:lineRule="auto"/>
-        <w:rPr>
-          <w:rFonts w:ascii="Times New Roman" w:hAnsi="Times New Roman"/>
-          <w:b/>
-          <w:sz w:val="24"/>
-        </w:rPr>
-      </w:pPr>
-      <w:r>
-        <w:rPr>
-          <w:rFonts w:ascii="Times New Roman" w:hAnsi="Times New Roman"/>
-          <w:sz w:val="24"/>
-        </w:rPr>
-        <w:t xml:space="preserve">            </w:t>
-      </w:r>
-      <w:r>
-        <w:rPr>
-          <w:rFonts w:ascii="Times New Roman" w:hAnsi="Times New Roman"/>
-          <w:sz w:val="24"/>
-          <w:u w:val="single"/>
-        </w:rPr>
-        <w:t>Nơi nhận:</w:t>
-      </w:r>
-      <w:r>
-        <w:rPr>
-          <w:rFonts w:ascii="Times New Roman" w:hAnsi="Times New Roman"/>
-          <w:sz w:val="24"/>
-        </w:rPr>
-        <w:t xml:space="preserve">                                                                     </w:t>
-      </w:r>
-      <w:r>
-        <w:rPr>
-          <w:rFonts w:ascii="Times New Roman" w:hAnsi="Times New Roman"/>
-          <w:sz w:val="24"/>
-        </w:rPr>
-        <w:t xml:space="preserve">                        </w:t>
-      </w:r>
-      <w:r>
-        <w:rPr>
-          <w:rFonts w:ascii="Times New Roman" w:hAnsi="Times New Roman"/>
-          <w:b/>
-          <w:sz w:val="24"/>
-        </w:rPr>
-        <w:t>{{nddpl}}</w:t>
-      </w:r>
-    </w:p>
-    <w:p>
-      <w:pPr>
-        <w:spacing w:line="240" w:lineRule="auto"/>
-        <w:rPr>
-          <w:rFonts w:ascii="Times New Roman" w:hAnsi="Times New Roman"/>
-          <w:i/>
-          <w:sz w:val="24"/>
-        </w:rPr>
-      </w:pPr>
-      <w:r>
-        <w:rPr>
-          <w:rFonts w:ascii="Times New Roman" w:hAnsi="Times New Roman"/>
-          <w:sz w:val="24"/>
-        </w:rPr>
-        <w:t xml:space="preserve">            </w:t>
-      </w:r>
-      <w:r>
-        <w:rPr>
-          <w:rFonts w:ascii="Times New Roman" w:hAnsi="Times New Roman"/>
-          <w:sz w:val="24"/>
-        </w:rPr>
-        <w:t xml:space="preserve">- Như kính gửi (để thực hiện)                              </w:t>
-      </w:r>
-      <w:r>
-        <w:rPr>
-          <w:rFonts w:ascii="Times New Roman" w:hAnsi="Times New Roman"/>
-          <w:sz w:val="24"/>
-        </w:rPr>
-        <w:t xml:space="preserve">                            </w:t>
-      </w:r>
-      <w:r>
-        <w:rPr>
-          <w:rFonts w:ascii="Times New Roman" w:hAnsi="Times New Roman"/>
-          <w:i/>
-          <w:sz w:val="24"/>
-        </w:rPr>
-        <w:t>(Ký tên và đóng dấu)</w:t>
-      </w:r>
-    </w:p>
-    <w:p>
-      <w:pPr>
-        <w:spacing w:line="240" w:lineRule="auto"/>
-        <w:rPr>
-          <w:rFonts w:ascii="Times New Roman" w:hAnsi="Times New Roman"/>
-          <w:sz w:val="24"/>
-        </w:rPr>
-      </w:pPr>
-      <w:r>
-        <w:rPr>
-          <w:rFonts w:ascii="Times New Roman" w:hAnsi="Times New Roman"/>
-          <w:sz w:val="24"/>
-        </w:rPr>
-        <w:t xml:space="preserve">            - Lưu hồ sơ thế chấp</w:t>
-      </w:r>
     </w:p>
     <w:sectPr>
       <w:pgSz w:w="11906" w:h="16838" w:code="9"/>
-      <w:pgMar w:top="567" w:right="851" w:bottom="1134" w:left="851" w:header="720" w:footer="720" w:gutter="0"/>
+      <w:pgMar w:top="1134" w:right="851" w:bottom="1134" w:left="1701" w:header="720" w:footer="720" w:gutter="0"/>
       <w:cols w:space="720"/>
       <w:docGrid w:linePitch="360"/>
     </w:sectPr>
@@ -1606,7 +1440,7 @@
 </file>
 
 <file path=customXml/itemProps1.xml><?xml version="1.0" encoding="utf-8"?>
-<ds:datastoreItem xmlns:ds="http://schemas.openxmlformats.org/officeDocument/2006/customXml" ds:itemID="{164795BB-8D37-4BAB-B0D9-D53E70EC838D}">
+<ds:datastoreItem xmlns:ds="http://schemas.openxmlformats.org/officeDocument/2006/customXml" ds:itemID="{6564066D-4D51-45F9-8AEF-FCCC28150D02}">
   <ds:schemaRefs>
     <ds:schemaRef ds:uri="http://schemas.openxmlformats.org/officeDocument/2006/bibliography"/>
   </ds:schemaRefs>

--- a/src/main/resources/templates/ThongBao.docx
+++ b/src/main/resources/templates/ThongBao.docx
@@ -12,7 +12,6 @@
           <w:sz w:val="26"/>
         </w:rPr>
       </w:pPr>
-      <w:bookmarkStart w:id="0" w:name="_GoBack"/>
       <w:r>
         <w:rPr>
           <w:rFonts w:ascii="Times New Roman" w:hAnsi="Times New Roman"/>
@@ -200,7 +199,7 @@
           <w:sz w:val="26"/>
         </w:rPr>
         <w:tab/>
-        <w:t xml:space="preserve">Kính gửi: Ông(Bà)                  </w:t>
+        <w:t xml:space="preserve">Kính gửi: Ông(Bà)             </w:t>
       </w:r>
       <w:r>
         <w:rPr>
@@ -208,38 +207,14 @@
           <w:b/>
           <w:sz w:val="26"/>
         </w:rPr>
-        <w:t>{{khbd}}</w:t>
-      </w:r>
-      <w:r>
-        <w:rPr>
-          <w:rFonts w:ascii="Times New Roman" w:hAnsi="Times New Roman"/>
-          <w:b/>
-          <w:sz w:val="26"/>
-        </w:rPr>
-        <w:t xml:space="preserve"> </w:t>
-      </w:r>
-      <w:r>
-        <w:rPr>
-          <w:rFonts w:ascii="Times New Roman" w:hAnsi="Times New Roman"/>
-          <w:sz w:val="26"/>
-        </w:rPr>
-        <w:t>và</w:t>
-      </w:r>
-      <w:r>
-        <w:rPr>
-          <w:rFonts w:ascii="Times New Roman" w:hAnsi="Times New Roman"/>
-          <w:b/>
-          <w:sz w:val="26"/>
-        </w:rPr>
-        <w:t xml:space="preserve"> </w:t>
-      </w:r>
-      <w:r>
-        <w:rPr>
-          <w:rFonts w:ascii="Times New Roman" w:hAnsi="Times New Roman"/>
-          <w:b/>
-          <w:sz w:val="26"/>
-        </w:rPr>
-        <w:t>{{ntbdTB}}</w:t>
+        <w:t>{{nguoiNTB}}</w:t>
+      </w:r>
+      <w:r>
+        <w:rPr>
+          <w:rFonts w:ascii="Times New Roman" w:hAnsi="Times New Roman"/>
+          <w:sz w:val="26"/>
+        </w:rPr>
+        <w:t xml:space="preserve">     </w:t>
       </w:r>
     </w:p>
     <w:p>
@@ -458,7 +433,7 @@
           <w:rFonts w:ascii="Times New Roman" w:hAnsi="Times New Roman"/>
           <w:sz w:val="26"/>
         </w:rPr>
-        <w:t xml:space="preserve">                        </w:t>
+        <w:t xml:space="preserve">              </w:t>
       </w:r>
       <w:r>
         <w:rPr>
@@ -490,8 +465,10 @@
           <w:rFonts w:ascii="Times New Roman" w:hAnsi="Times New Roman"/>
           <w:sz w:val="26"/>
         </w:rPr>
-        <w:t xml:space="preserve">                            </w:t>
-      </w:r>
+        <w:t xml:space="preserve">                    </w:t>
+      </w:r>
+      <w:bookmarkStart w:id="0" w:name="_GoBack"/>
+      <w:bookmarkEnd w:id="0"/>
       <w:r>
         <w:rPr>
           <w:rFonts w:ascii="Times New Roman" w:hAnsi="Times New Roman"/>
@@ -516,7 +493,6 @@
         </w:rPr>
         <w:t xml:space="preserve">            - Lưu hồ sơ thế chấp</w:t>
       </w:r>
-      <w:bookmarkEnd w:id="0"/>
     </w:p>
     <w:sectPr>
       <w:pgSz w:w="11906" w:h="16838" w:code="9"/>
@@ -1440,7 +1416,7 @@
 </file>
 
 <file path=customXml/itemProps1.xml><?xml version="1.0" encoding="utf-8"?>
-<ds:datastoreItem xmlns:ds="http://schemas.openxmlformats.org/officeDocument/2006/customXml" ds:itemID="{6564066D-4D51-45F9-8AEF-FCCC28150D02}">
+<ds:datastoreItem xmlns:ds="http://schemas.openxmlformats.org/officeDocument/2006/customXml" ds:itemID="{CFC45E27-FBCF-43A8-BE5F-5A17169C13A4}">
   <ds:schemaRefs>
     <ds:schemaRef ds:uri="http://schemas.openxmlformats.org/officeDocument/2006/bibliography"/>
   </ds:schemaRefs>
